--- a/output/第10期計画_キックオフ会議資料_第6稿.docx
+++ b/output/第10期計画_キックオフ会議資料_第6稿.docx
@@ -1566,7 +1566,7 @@
                 <w:b w:val="0"/>
                 <w:sz w:val="18"/>
               </w:rPr>
-              <w:t>健康とくらしの調査は個票4,729票を受領し分析完了。他3調査は第10期分102ファイルを受領し点検・集計済（点検事項32件、うち重大5件）</w:t>
+              <w:t>健康とくらしの調査は個票4,729票を受領し分析完了。他3調査は第10期分102ファイルを受領し点検・集計済（点検事項33件、うち重大5件）</w:t>
             </w:r>
           </w:p>
         </w:tc>
@@ -7188,7 +7188,7 @@
                 <w:b w:val="0"/>
                 <w:sz w:val="18"/>
               </w:rPr>
-              <w:t>点検事項32件の取扱い。特に重大5件（職員数の二重計上、利用者票の回答の偏り、所在地区の集計の可否、老健・通所リハの介護職員数と見える化の乖離）</w:t>
+              <w:t>点検事項33件の取扱い。特に重大5件（職員数の二重計上、利用者票の回答の偏り、所在地区の集計の可否、老健・通所リハの介護職員数と見える化の乖離）</w:t>
             </w:r>
           </w:p>
         </w:tc>
@@ -9234,7 +9234,7 @@
           <w:rFonts w:ascii="游ゴシック" w:hAnsi="游ゴシック" w:eastAsia="游ゴシック"/>
           <w:sz w:val="21"/>
         </w:rPr>
-        <w:t>・3調査の点検事項32件を整理し、重大5件のご意向を確認したうえで計画本文へ反映します。要介護度別認定者数は令和8年8月4日に見える化B3系列で受領しました。将来推計の第2段階に必要なサービス種別・要介護度別の受給者数の受領を進めます。</w:t>
+        <w:t>・3調査の点検事項33件を整理し、重大5件のご意向を確認したうえで計画本文へ反映します。要介護度別認定者数は令和8年8月4日に見える化B3系列で受領しました。将来推計の第2段階に必要なサービス種別・要介護度別の受給者数の受領を進めます。</w:t>
       </w:r>
     </w:p>
     <w:p>

--- a/output/第10期計画_キックオフ会議資料_第6稿.docx
+++ b/output/第10期計画_キックオフ会議資料_第6稿.docx
@@ -7668,7 +7668,7 @@
           <w:b w:val="0"/>
           <w:sz w:val="21"/>
         </w:rPr>
-        <w:t>ご確認・ご決定いただきたい事項は、別冊「キックオフ会議ヒアリングシート」（14項目）に整理しました。1項目1枠で、確認内容・選択肢・記入欄・決まらない場合の影響を構成しています。会議中にご記入いただき、そのまま記録として残る形式です。</w:t>
+        <w:t>ご確認・ご決定いただきたい事項は、別冊「キックオフ会議ヒアリングシート」（16項目）に整理しました。1項目1枠で、確認内容・選択肢・記入欄・決まらない場合の影響を構成しています。会議中にご記入いただき、そのまま記録として残る形式です。</w:t>
       </w:r>
     </w:p>
     <w:tbl>
@@ -8570,6 +8570,124 @@
                 <w:sz w:val="18"/>
               </w:rPr>
               <w:t>資料</w:t>
+            </w:r>
+          </w:p>
+        </w:tc>
+      </w:tr>
+      <w:tr>
+        <w:tc>
+          <w:tcPr>
+            <w:tcW w:type="dxa" w:w="680"/>
+          </w:tcPr>
+          <w:p>
+            <w:pPr>
+              <w:spacing w:after="20" w:before="20"/>
+            </w:pPr>
+            <w:r/>
+            <w:r>
+              <w:rPr>
+                <w:rFonts w:ascii="游ゴシック" w:hAnsi="游ゴシック" w:eastAsia="游ゴシック"/>
+                <w:b w:val="0"/>
+                <w:sz w:val="18"/>
+              </w:rPr>
+              <w:t>15</w:t>
+            </w:r>
+          </w:p>
+        </w:tc>
+        <w:tc>
+          <w:tcPr>
+            <w:tcW w:type="dxa" w:w="7030"/>
+          </w:tcPr>
+          <w:p>
+            <w:pPr>
+              <w:spacing w:after="20" w:before="20"/>
+            </w:pPr>
+            <w:r/>
+            <w:r>
+              <w:rPr>
+                <w:rFonts w:ascii="游ゴシック" w:hAnsi="游ゴシック" w:eastAsia="游ゴシック"/>
+                <w:b w:val="0"/>
+                <w:sz w:val="18"/>
+              </w:rPr>
+              <w:t>供給構造に関する記述の表現（運営法人の集中の書き方）</w:t>
+            </w:r>
+          </w:p>
+        </w:tc>
+        <w:tc>
+          <w:tcPr>
+            <w:tcW w:type="dxa" w:w="2041"/>
+          </w:tcPr>
+          <w:p>
+            <w:pPr>
+              <w:spacing w:after="20" w:before="20"/>
+            </w:pPr>
+            <w:r/>
+            <w:r>
+              <w:rPr>
+                <w:rFonts w:ascii="游ゴシック" w:hAnsi="游ゴシック" w:eastAsia="游ゴシック"/>
+                <w:b w:val="0"/>
+                <w:sz w:val="18"/>
+              </w:rPr>
+              <w:t>計画の記述</w:t>
+            </w:r>
+          </w:p>
+        </w:tc>
+      </w:tr>
+      <w:tr>
+        <w:tc>
+          <w:tcPr>
+            <w:tcW w:type="dxa" w:w="680"/>
+          </w:tcPr>
+          <w:p>
+            <w:pPr>
+              <w:spacing w:after="20" w:before="20"/>
+            </w:pPr>
+            <w:r/>
+            <w:r>
+              <w:rPr>
+                <w:rFonts w:ascii="游ゴシック" w:hAnsi="游ゴシック" w:eastAsia="游ゴシック"/>
+                <w:b w:val="0"/>
+                <w:sz w:val="18"/>
+              </w:rPr>
+              <w:t>16</w:t>
+            </w:r>
+          </w:p>
+        </w:tc>
+        <w:tc>
+          <w:tcPr>
+            <w:tcW w:type="dxa" w:w="7030"/>
+          </w:tcPr>
+          <w:p>
+            <w:pPr>
+              <w:spacing w:after="20" w:before="20"/>
+            </w:pPr>
+            <w:r/>
+            <w:r>
+              <w:rPr>
+                <w:rFonts w:ascii="游ゴシック" w:hAnsi="游ゴシック" w:eastAsia="游ゴシック"/>
+                <w:b w:val="0"/>
+                <w:sz w:val="18"/>
+              </w:rPr>
+              <w:t>調査結果報告書の様式と構成</w:t>
+            </w:r>
+          </w:p>
+        </w:tc>
+        <w:tc>
+          <w:tcPr>
+            <w:tcW w:type="dxa" w:w="2041"/>
+          </w:tcPr>
+          <w:p>
+            <w:pPr>
+              <w:spacing w:after="20" w:before="20"/>
+            </w:pPr>
+            <w:r/>
+            <w:r>
+              <w:rPr>
+                <w:rFonts w:ascii="游ゴシック" w:hAnsi="游ゴシック" w:eastAsia="游ゴシック"/>
+                <w:b w:val="0"/>
+                <w:sz w:val="18"/>
+              </w:rPr>
+              <w:t>成果品</w:t>
             </w:r>
           </w:p>
         </w:tc>

--- a/output/第10期計画_キックオフ会議資料_第6稿.docx
+++ b/output/第10期計画_キックオフ会議資料_第6稿.docx
@@ -1566,7 +1566,7 @@
                 <w:b w:val="0"/>
                 <w:sz w:val="18"/>
               </w:rPr>
-              <w:t>健康とくらしの調査は個票4,729票を受領し分析完了。他3調査は第10期分102ファイルを受領し点検・集計済（点検事項33件、うち重大5件）</w:t>
+              <w:t>健康とくらしの調査は個票4,729票を受領し分析完了。他3調査は第10期分102ファイルを受領し点検・集計済（点検事項34件、うち重大5件）</w:t>
             </w:r>
           </w:p>
         </w:tc>
@@ -1644,7 +1644,7 @@
                 <w:b w:val="0"/>
                 <w:sz w:val="18"/>
               </w:rPr>
-              <w:t>北海道の名簿8種と公表システムの個別画面により、特定施設156人・住宅型有料223人・サ高住66戸・軽費50人・特養160人＋地域密着型62人・グループホーム99人を確定。居所変更実態調査には9施設が未回答</w:t>
+              <w:t>北海道の名簿8種と公表システムの個別画面により、特定施設156人・住宅型有料223人・サ高住66戸・軽費50人・特養160人＋地域密着型62人・グループホーム99人を確定。居所変更実態調査には13施設が未回答（把握率58.1％）</w:t>
             </w:r>
           </w:p>
         </w:tc>
@@ -2834,7 +2834,7 @@
           <w:b w:val="0"/>
           <w:sz w:val="21"/>
         </w:rPr>
-        <w:t>さらに、北海道の施設・住まいの名簿及び介護サービス情報公表システムとの突合により、居所変更実態調査に回答していない施設が9施設あることが分かりました。うち8施設は介護保険の指定を受けない住まい（住宅型有料老人ホーム6・サービス付き高齢者向け住宅1・軽費老人ホーム1）で、残る1施設は区域内最大の特定施設（さわやか東神楽館・定員100人）です。定員は名簿により確定できますが、入居者数は名簿になく、調査に回答した4施設分しか把握できていません（別冊「住まいと施設の公表名簿との突合」）。</w:t>
+        <w:t>さらに、北海道の施設・住まいの名簿及び介護サービス情報公表システムとの突合により、居所変更実態調査に回答していない施設が13施設あることが分かりました。うち8施設は介護保険の指定を受けない住まい（住宅型有料老人ホーム6・サービス付き高齢者向け住宅1・軽費老人ホーム1）、5施設は指定を受ける施設・居住系（特別養護老人ホーム2・グループホーム2・特定施設1）です。区域内最大の特定施設（さわやか東神楽館・定員100人）も含まれます。定員は名簿により確定できますが、入居者数は名簿になく、調査に回答した4施設分しか把握できていません（別冊「住まいと施設の公表名簿との突合」）。</w:t>
       </w:r>
     </w:p>
     <w:tbl>
@@ -7188,7 +7188,7 @@
                 <w:b w:val="0"/>
                 <w:sz w:val="18"/>
               </w:rPr>
-              <w:t>点検事項33件の取扱い。特に重大5件（職員数の二重計上、利用者票の回答の偏り、所在地区の集計の可否、老健・通所リハの介護職員数と見える化の乖離）</w:t>
+              <w:t>点検事項34件の取扱い。特に重大5件（職員数の二重計上、利用者票の回答の偏り、所在地区の集計の可否、老健・通所リハの介護職員数と見える化の乖離）</w:t>
             </w:r>
           </w:p>
         </w:tc>
@@ -9352,7 +9352,7 @@
           <w:rFonts w:ascii="游ゴシック" w:hAnsi="游ゴシック" w:eastAsia="游ゴシック"/>
           <w:sz w:val="21"/>
         </w:rPr>
-        <w:t>・3調査の点検事項33件を整理し、重大5件のご意向を確認したうえで計画本文へ反映します。要介護度別認定者数は令和8年8月4日に見える化B3系列で受領しました。将来推計の第2段階に必要なサービス種別・要介護度別の受給者数の受領を進めます。</w:t>
+        <w:t>・3調査の点検事項34件を整理し、重大5件のご意向を確認したうえで計画本文へ反映します。要介護度別認定者数は令和8年8月4日に見える化B3系列で受領しました。将来推計の第2段階に必要なサービス種別・要介護度別の受給者数の受領を進めます。</w:t>
       </w:r>
     </w:p>
     <w:p>

--- a/output/第10期計画_キックオフ会議資料_第6稿.docx
+++ b/output/第10期計画_キックオフ会議資料_第6稿.docx
@@ -1644,7 +1644,7 @@
                 <w:b w:val="0"/>
                 <w:sz w:val="18"/>
               </w:rPr>
-              <w:t>北海道の名簿8種と公表システムの個別画面により、特定施設156人・住宅型有料223人・サ高住66戸・軽費50人・特養160人＋地域密着型62人・グループホーム99人を確定。居所変更実態調査には13施設が未回答（把握率58.1％）</w:t>
+              <w:t>北海道の名簿8種と公表システムの個別画面により、特定施設156人・住宅型有料223人・サ高住66戸・軽費50人・特養160人＋地域密着型62人・グループホーム99人を確定。居所変更実態調査には13施設が未回答（施設数ベースの把握率58.1％）</w:t>
             </w:r>
           </w:p>
         </w:tc>

--- a/output/第10期計画_キックオフ会議資料_第6稿.docx
+++ b/output/第10期計画_キックオフ会議資料_第6稿.docx
@@ -1566,7 +1566,7 @@
                 <w:b w:val="0"/>
                 <w:sz w:val="18"/>
               </w:rPr>
-              <w:t>健康とくらしの調査は個票4,729票を受領し分析完了。他3調査は第10期分102ファイルを受領し点検・集計済（点検事項34件、うち重大5件）</w:t>
+              <w:t>健康とくらしの調査は個票4,729票を受領し分析完了。他3調査は第10期分102ファイルを受領し点検・集計済（点検事項35件、うち重大6件）</w:t>
             </w:r>
           </w:p>
         </w:tc>
@@ -5778,7 +5778,7 @@
                 <w:b w:val="0"/>
                 <w:sz w:val="18"/>
               </w:rPr>
-              <w:t>令和6～8年度実績の受領、3調査の点検事項の解消（重大5件のご意向の確認）</w:t>
+              <w:t>令和6～8年度実績の受領、3調査の点検事項の解消（重大6件のご意向の確認）</w:t>
             </w:r>
           </w:p>
         </w:tc>
@@ -7188,7 +7188,7 @@
                 <w:b w:val="0"/>
                 <w:sz w:val="18"/>
               </w:rPr>
-              <w:t>点検事項34件の取扱い。特に重大5件（職員数の二重計上、利用者票の回答の偏り、所在地区の集計の可否、老健・通所リハの介護職員数と見える化の乖離）</w:t>
+              <w:t>点検事項35件の取扱い。特に重大6件（職員数の二重計上、利用者票の回答の偏り、所在地区の集計の可否、老健・通所リハの介護職員数と見える化の乖離、区域内最大の特定施設の未回答、区域内の施設数と未回答数）</w:t>
             </w:r>
           </w:p>
         </w:tc>
@@ -8491,7 +8491,7 @@
                 <w:b w:val="0"/>
                 <w:sz w:val="18"/>
               </w:rPr>
-              <w:t>実施済み3調査の点検事項の取扱い（重大5件）と事業所への照会</w:t>
+              <w:t>実施済み3調査の点検事項の取扱い（重大6件）と事業所への照会</w:t>
             </w:r>
           </w:p>
         </w:tc>
@@ -9352,7 +9352,7 @@
           <w:rFonts w:ascii="游ゴシック" w:hAnsi="游ゴシック" w:eastAsia="游ゴシック"/>
           <w:sz w:val="21"/>
         </w:rPr>
-        <w:t>・3調査の点検事項34件を整理し、重大5件のご意向を確認したうえで計画本文へ反映します。要介護度別認定者数は令和8年8月4日に見える化B3系列で受領しました。将来推計の第2段階に必要なサービス種別・要介護度別の受給者数の受領を進めます。</w:t>
+        <w:t>・3調査の点検事項35件を整理し、重大6件のご意向を確認したうえで計画本文へ反映します。要介護度別認定者数は令和8年8月4日に見える化B3系列で受領しました。将来推計の第2段階に必要なサービス種別・要介護度別の受給者数の受領を進めます。</w:t>
       </w:r>
     </w:p>
     <w:p>

--- a/output/第10期計画_キックオフ会議資料_第6稿.docx
+++ b/output/第10期計画_キックオフ会議資料_第6稿.docx
@@ -3791,7 +3791,7 @@
         </w:tc>
         <w:tc>
           <w:tcPr>
-            <w:tcW w:type="dxa" w:w="3628"/>
+            <w:tcW w:type="dxa" w:w="3515"/>
             <w:shd w:val="clear" w:fill="1F3864"/>
           </w:tcPr>
           <w:p>
@@ -3812,6 +3812,90 @@
         </w:tc>
         <w:tc>
           <w:tcPr>
+            <w:tcW w:type="dxa" w:w="907"/>
+            <w:shd w:val="clear" w:fill="1F3864"/>
+          </w:tcPr>
+          <w:p>
+            <w:pPr>
+              <w:spacing w:after="20" w:before="20"/>
+            </w:pPr>
+            <w:r/>
+            <w:r>
+              <w:rPr>
+                <w:rFonts w:ascii="游ゴシック" w:hAnsi="游ゴシック" w:eastAsia="游ゴシック"/>
+                <w:b/>
+                <w:color w:val="FFFFFF"/>
+                <w:sz w:val="18"/>
+              </w:rPr>
+              <w:t>R9</w:t>
+            </w:r>
+          </w:p>
+        </w:tc>
+        <w:tc>
+          <w:tcPr>
+            <w:tcW w:type="dxa" w:w="907"/>
+            <w:shd w:val="clear" w:fill="1F3864"/>
+          </w:tcPr>
+          <w:p>
+            <w:pPr>
+              <w:spacing w:after="20" w:before="20"/>
+            </w:pPr>
+            <w:r/>
+            <w:r>
+              <w:rPr>
+                <w:rFonts w:ascii="游ゴシック" w:hAnsi="游ゴシック" w:eastAsia="游ゴシック"/>
+                <w:b/>
+                <w:color w:val="FFFFFF"/>
+                <w:sz w:val="18"/>
+              </w:rPr>
+              <w:t>R10</w:t>
+            </w:r>
+          </w:p>
+        </w:tc>
+        <w:tc>
+          <w:tcPr>
+            <w:tcW w:type="dxa" w:w="907"/>
+            <w:shd w:val="clear" w:fill="1F3864"/>
+          </w:tcPr>
+          <w:p>
+            <w:pPr>
+              <w:spacing w:after="20" w:before="20"/>
+            </w:pPr>
+            <w:r/>
+            <w:r>
+              <w:rPr>
+                <w:rFonts w:ascii="游ゴシック" w:hAnsi="游ゴシック" w:eastAsia="游ゴシック"/>
+                <w:b/>
+                <w:color w:val="FFFFFF"/>
+                <w:sz w:val="18"/>
+              </w:rPr>
+              <w:t>R11</w:t>
+            </w:r>
+          </w:p>
+        </w:tc>
+        <w:tc>
+          <w:tcPr>
+            <w:tcW w:type="dxa" w:w="1077"/>
+            <w:shd w:val="clear" w:fill="1F3864"/>
+          </w:tcPr>
+          <w:p>
+            <w:pPr>
+              <w:spacing w:after="20" w:before="20"/>
+            </w:pPr>
+            <w:r/>
+            <w:r>
+              <w:rPr>
+                <w:rFonts w:ascii="游ゴシック" w:hAnsi="游ゴシック" w:eastAsia="游ゴシック"/>
+                <w:b/>
+                <w:color w:val="FFFFFF"/>
+                <w:sz w:val="18"/>
+              </w:rPr>
+              <w:t>3年計</w:t>
+            </w:r>
+          </w:p>
+        </w:tc>
+        <w:tc>
+          <w:tcPr>
             <w:tcW w:type="dxa" w:w="964"/>
             <w:shd w:val="clear" w:fill="1F3864"/>
           </w:tcPr>
@@ -3827,90 +3911,6 @@
                 <w:color w:val="FFFFFF"/>
                 <w:sz w:val="18"/>
               </w:rPr>
-              <w:t>R9</w:t>
-            </w:r>
-          </w:p>
-        </w:tc>
-        <w:tc>
-          <w:tcPr>
-            <w:tcW w:type="dxa" w:w="964"/>
-            <w:shd w:val="clear" w:fill="1F3864"/>
-          </w:tcPr>
-          <w:p>
-            <w:pPr>
-              <w:spacing w:after="20" w:before="20"/>
-            </w:pPr>
-            <w:r/>
-            <w:r>
-              <w:rPr>
-                <w:rFonts w:ascii="游ゴシック" w:hAnsi="游ゴシック" w:eastAsia="游ゴシック"/>
-                <w:b/>
-                <w:color w:val="FFFFFF"/>
-                <w:sz w:val="18"/>
-              </w:rPr>
-              <w:t>R10</w:t>
-            </w:r>
-          </w:p>
-        </w:tc>
-        <w:tc>
-          <w:tcPr>
-            <w:tcW w:type="dxa" w:w="964"/>
-            <w:shd w:val="clear" w:fill="1F3864"/>
-          </w:tcPr>
-          <w:p>
-            <w:pPr>
-              <w:spacing w:after="20" w:before="20"/>
-            </w:pPr>
-            <w:r/>
-            <w:r>
-              <w:rPr>
-                <w:rFonts w:ascii="游ゴシック" w:hAnsi="游ゴシック" w:eastAsia="游ゴシック"/>
-                <w:b/>
-                <w:color w:val="FFFFFF"/>
-                <w:sz w:val="18"/>
-              </w:rPr>
-              <w:t>R11</w:t>
-            </w:r>
-          </w:p>
-        </w:tc>
-        <w:tc>
-          <w:tcPr>
-            <w:tcW w:type="dxa" w:w="1077"/>
-            <w:shd w:val="clear" w:fill="1F3864"/>
-          </w:tcPr>
-          <w:p>
-            <w:pPr>
-              <w:spacing w:after="20" w:before="20"/>
-            </w:pPr>
-            <w:r/>
-            <w:r>
-              <w:rPr>
-                <w:rFonts w:ascii="游ゴシック" w:hAnsi="游ゴシック" w:eastAsia="游ゴシック"/>
-                <w:b/>
-                <w:color w:val="FFFFFF"/>
-                <w:sz w:val="18"/>
-              </w:rPr>
-              <w:t>3年計</w:t>
-            </w:r>
-          </w:p>
-        </w:tc>
-        <w:tc>
-          <w:tcPr>
-            <w:tcW w:type="dxa" w:w="964"/>
-            <w:shd w:val="clear" w:fill="1F3864"/>
-          </w:tcPr>
-          <w:p>
-            <w:pPr>
-              <w:spacing w:after="20" w:before="20"/>
-            </w:pPr>
-            <w:r/>
-            <w:r>
-              <w:rPr>
-                <w:rFonts w:ascii="游ゴシック" w:hAnsi="游ゴシック" w:eastAsia="游ゴシック"/>
-                <w:b/>
-                <w:color w:val="FFFFFF"/>
-                <w:sz w:val="18"/>
-              </w:rPr>
               <w:t>R22</w:t>
             </w:r>
           </w:p>
@@ -3938,7 +3938,7 @@
         </w:tc>
         <w:tc>
           <w:tcPr>
-            <w:tcW w:type="dxa" w:w="3628"/>
+            <w:tcW w:type="dxa" w:w="3515"/>
           </w:tcPr>
           <w:p>
             <w:pPr>
@@ -3957,7 +3957,7 @@
         </w:tc>
         <w:tc>
           <w:tcPr>
-            <w:tcW w:type="dxa" w:w="964"/>
+            <w:tcW w:type="dxa" w:w="907"/>
           </w:tcPr>
           <w:p>
             <w:pPr>
@@ -3976,7 +3976,7 @@
         </w:tc>
         <w:tc>
           <w:tcPr>
-            <w:tcW w:type="dxa" w:w="964"/>
+            <w:tcW w:type="dxa" w:w="907"/>
           </w:tcPr>
           <w:p>
             <w:pPr>
@@ -3995,7 +3995,7 @@
         </w:tc>
         <w:tc>
           <w:tcPr>
-            <w:tcW w:type="dxa" w:w="964"/>
+            <w:tcW w:type="dxa" w:w="907"/>
           </w:tcPr>
           <w:p>
             <w:pPr>
@@ -4073,7 +4073,7 @@
         </w:tc>
         <w:tc>
           <w:tcPr>
-            <w:tcW w:type="dxa" w:w="3628"/>
+            <w:tcW w:type="dxa" w:w="3515"/>
           </w:tcPr>
           <w:p>
             <w:pPr>
@@ -4092,7 +4092,7 @@
         </w:tc>
         <w:tc>
           <w:tcPr>
-            <w:tcW w:type="dxa" w:w="964"/>
+            <w:tcW w:type="dxa" w:w="907"/>
           </w:tcPr>
           <w:p>
             <w:pPr>
@@ -4111,7 +4111,7 @@
         </w:tc>
         <w:tc>
           <w:tcPr>
-            <w:tcW w:type="dxa" w:w="964"/>
+            <w:tcW w:type="dxa" w:w="907"/>
           </w:tcPr>
           <w:p>
             <w:pPr>
@@ -4130,7 +4130,7 @@
         </w:tc>
         <w:tc>
           <w:tcPr>
-            <w:tcW w:type="dxa" w:w="964"/>
+            <w:tcW w:type="dxa" w:w="907"/>
           </w:tcPr>
           <w:p>
             <w:pPr>
@@ -4208,7 +4208,7 @@
         </w:tc>
         <w:tc>
           <w:tcPr>
-            <w:tcW w:type="dxa" w:w="3628"/>
+            <w:tcW w:type="dxa" w:w="3515"/>
           </w:tcPr>
           <w:p>
             <w:pPr>
@@ -4227,7 +4227,7 @@
         </w:tc>
         <w:tc>
           <w:tcPr>
-            <w:tcW w:type="dxa" w:w="964"/>
+            <w:tcW w:type="dxa" w:w="907"/>
           </w:tcPr>
           <w:p>
             <w:pPr>
@@ -4246,7 +4246,7 @@
         </w:tc>
         <w:tc>
           <w:tcPr>
-            <w:tcW w:type="dxa" w:w="964"/>
+            <w:tcW w:type="dxa" w:w="907"/>
           </w:tcPr>
           <w:p>
             <w:pPr>
@@ -4265,7 +4265,7 @@
         </w:tc>
         <w:tc>
           <w:tcPr>
-            <w:tcW w:type="dxa" w:w="964"/>
+            <w:tcW w:type="dxa" w:w="907"/>
           </w:tcPr>
           <w:p>
             <w:pPr>
